--- a/计算程序v2.2/使用说明.docx
+++ b/计算程序v2.2/使用说明.docx
@@ -37,6 +37,18 @@
       <w:pPr/>
       <w:r>
         <w:t>查寝时你在纸质表上记的是“扣分绝对值”，故本程序输入的也为“扣分绝对值”。</w:t>
+      </w:r>
+    </w:p>
+    <w:p>
+      <w:pPr/>
+      <w:r>
+        <w:t>纸质版上不扣分的词段不需要填“0”，所以本程序也不用输 0。0 只在所有非零扣分都输完之后填一次，表示“这个寝室录完了”，程序会自动结算。</w:t>
+      </w:r>
+    </w:p>
+    <w:p>
+      <w:pPr/>
+      <w:r>
+        <w:t>如某寝室 11 个词段的扣分分别为 1、2、3、4、0、5、6、7、0、8、9，程序中应依次输入 1、2、3、4、5、6、7、8、9，最后再输一个 0——最后的 0 表示录完。</w:t>
       </w:r>
     </w:p>
     <w:p>
@@ -322,7 +334,7 @@
         <w:pStyle w:val="a"/>
       </w:pPr>
       <w:r>
-        <w:t>最后一个扣分填完按回车，或者在某一个空格里填 0 再按回车——两种方式都表示“这个寝室录完了”。</w:t>
+        <w:t>所有非零扣分输完后，在下一个空格里填一个 0 按回车；如果正好填满了 11 格，程序也会自动结算——两种方式都表示“这个寝室录完了”。</w:t>
       </w:r>
     </w:p>
     <w:p>

--- a/计算程序v2.2/使用说明.docx
+++ b/计算程序v2.2/使用说明.docx
@@ -683,12 +683,8 @@
             <w:tcW w:type="dxa" w:w="4759"/>
           </w:tcPr>
           <w:p>
-            <w:r/>
             <w:r>
-              <w:rPr>
-                <w:sz w:val="20"/>
-              </w:rPr>
-              <w:t>打不进去，只允许数字</w:t>
+              <w:t>打不进去，只允许数字（“无人 / 锁”用的 w / s 是 v2.5 才加的，这个版本没有）</w:t>
             </w:r>
           </w:p>
         </w:tc>

--- a/计算程序v2.2/使用说明.docx
+++ b/计算程序v2.2/使用说明.docx
@@ -19,7 +19,7 @@
           <w:color w:val="666666"/>
           <w:sz w:val="18"/>
         </w:rPr>
-        <w:t>版本：2026-10-15    适用：64 位 Windows 10 / 11    程序文件：查寝总分计算器.exe</w:t>
+        <w:t>版本：2026-10-15    适用：64 位 Windows 10 / 11    程序文件：查寝总分计算器v2.2.exe</w:t>
       </w:r>
     </w:p>
     <w:p>
@@ -286,7 +286,7 @@
         <w:pStyle w:val="a"/>
       </w:pPr>
       <w:r>
-        <w:t>双击“查寝总分计算器.exe”。</w:t>
+        <w:t>双击“查寝总分计算器v2.2.exe”。</w:t>
       </w:r>
     </w:p>
     <w:p>
@@ -944,12 +944,8 @@
             <w:tcW w:type="dxa" w:w="4759"/>
           </w:tcPr>
           <w:p>
-            <w:r/>
             <w:r>
-              <w:rPr>
-                <w:sz w:val="20"/>
-              </w:rPr>
-              <w:t>纸质表上的房间不在这次的总表里，核对原件是否包含该房间。</w:t>
+              <w:t>输入和表里对不上，核对是否选错了表或者使用tag列查找，再联系作者了解具体情况。</w:t>
             </w:r>
           </w:p>
         </w:tc>
